--- a/backend/templates/temp_docx/RPS_Bahasa Inggris_d4c148a1-9ea2-427d-814c-338be6e8f82e.docx
+++ b/backend/templates/temp_docx/RPS_Bahasa Inggris_d4c148a1-9ea2-427d-814c-338be6e8f82e.docx
@@ -573,7 +573,7 @@
               <w:rPr>
                 <w:sz w:val="20"/>
               </w:rPr>
-              <w:t>19 January 2026</w:t>
+              <w:t>22 January 2026</w:t>
             </w:r>
           </w:p>
         </w:tc>
@@ -772,7 +772,7 @@
               <w:rPr>
                 <w:sz w:val="20"/>
               </w:rPr>
-              <w:t>-</w:t>
+              <w:t>syahrul</w:t>
             </w:r>
           </w:p>
         </w:tc>
@@ -795,7 +795,7 @@
               <w:rPr>
                 <w:sz w:val="20"/>
               </w:rPr>
-              <w:t>-</w:t>
+              <w:t>syahrul</w:t>
             </w:r>
           </w:p>
         </w:tc>
@@ -818,7 +818,7 @@
               <w:rPr>
                 <w:sz w:val="20"/>
               </w:rPr>
-              <w:t>-</w:t>
+              <w:t>syahrul</w:t>
             </w:r>
           </w:p>
         </w:tc>
@@ -841,7 +841,7 @@
               <w:rPr>
                 <w:sz w:val="20"/>
               </w:rPr>
-              <w:t>-</w:t>
+              <w:t>syahrul</w:t>
             </w:r>
           </w:p>
         </w:tc>
@@ -1086,13 +1086,13 @@
                 <w:spacing w:val="-2"/>
                 <w:sz w:val="20"/>
               </w:rPr>
-              <w:t>Mahasiswa dapat memahami part of┬á speech dan word order dalam bahasa inggris
-Mahasiswa dapat memahami Pronoun dalam bahasa inggris
-Mahasiswa dapat menerapkan dan menjelaskan Tenses Simple Present dan Present Continuous
-Mahasiswa dapat menerapkan dan Menjelaskan perbedaan Simple Past dan present Perfect
-Mahasiswa dapat memahami dan menerapkan Adjective Clause
-Mahasiswa dapat memahami vocabulary bahasa inggris di bidang teknik
-Mahasiswa dapat memahami bahasa inggris di bidang teknik dengan reading comprehension</w:t>
+              <w:t>CPMK-1: Mahasiswa dapat memahami part of┬á speech dan word order dalam bahasa inggris
+CPMK-2: Mahasiswa dapat memahami Pronoun dalam bahasa inggris
+CPMK-3: Mahasiswa dapat menerapkan dan menjelaskan Tenses Simple Present dan Present Continuous
+CPMK-4: Mahasiswa dapat menerapkan dan Menjelaskan perbedaan Simple Past dan present Perfect
+CPMK-5: Mahasiswa dapat memahami dan menerapkan Adjective Clause
+CPMK-6: Mahasiswa dapat memahami vocabulary bahasa inggris di bidang teknik
+CPMK-7: Mahasiswa dapat memahami bahasa inggris di bidang teknik dengan reading comprehension</w:t>
             </w:r>
           </w:p>
         </w:tc>
@@ -1261,13 +1261,13 @@
                 <w:spacing w:val="-2"/>
                 <w:sz w:val="20"/>
               </w:rPr>
-              <w:t>Mahasiswa dapat memahami part of┬á speech dan word order dalam bahasa inggris
-Mahasiswa dapat memahami Pronoun dalam bahasa inggris
-Mahasiswa dapat menerapkan dan menjelaskan Tenses Simple Present dan Present Continuous
-Mahasiswa dapat menerapkan dan Menjelaskan perbedaan Simple Past dan present Perfect
-Mahasiswa dapat memahami dan menerapkan Adjective Clause
-Mahasiswa dapat memahami vocabulary bahasa inggris di bidang teknik
-Mahasiswa dapat memahami bahasa inggris di bidang teknik dengan reading comprehension</w:t>
+              <w:t>CPMK-1: Mahasiswa dapat memahami part of┬á speech dan word order dalam bahasa inggris
+CPMK-2: Mahasiswa dapat memahami Pronoun dalam bahasa inggris
+CPMK-3: Mahasiswa dapat menerapkan dan menjelaskan Tenses Simple Present dan Present Continuous
+CPMK-4: Mahasiswa dapat menerapkan dan Menjelaskan perbedaan Simple Past dan present Perfect
+CPMK-5: Mahasiswa dapat memahami dan menerapkan Adjective Clause
+CPMK-6: Mahasiswa dapat memahami vocabulary bahasa inggris di bidang teknik
+CPMK-7: Mahasiswa dapat memahami bahasa inggris di bidang teknik dengan reading comprehension</w:t>
             </w:r>
           </w:p>
         </w:tc>
@@ -1427,13 +1427,13 @@
                 <w:spacing w:val="-2"/>
                 <w:sz w:val="20"/>
               </w:rPr>
-              <w:t>Mahasiswa dapat memahami part of┬á speech dan word order dalam bahasa inggris
-Mahasiswa dapat memahami Pronoun dalam bahasa inggris
-Mahasiswa dapat menerapkan dan menjelaskan Tenses Simple Present dan Present Continuous
-Mahasiswa dapat menerapkan dan Menjelaskan perbedaan Simple Past dan present Perfect
-Mahasiswa dapat memahami dan menerapkan Adjective Clause
-Mahasiswa dapat memahami vocabulary bahasa inggris di bidang teknik
-Mahasiswa dapat memahami bahasa inggris di bidang teknik dengan reading comprehension</w:t>
+              <w:t>CPMK-1: Mahasiswa dapat memahami part of┬á speech dan word order dalam bahasa inggris
+CPMK-2: Mahasiswa dapat memahami Pronoun dalam bahasa inggris
+CPMK-3: Mahasiswa dapat menerapkan dan menjelaskan Tenses Simple Present dan Present Continuous
+CPMK-4: Mahasiswa dapat menerapkan dan Menjelaskan perbedaan Simple Past dan present Perfect
+CPMK-5: Mahasiswa dapat memahami dan menerapkan Adjective Clause
+CPMK-6: Mahasiswa dapat memahami vocabulary bahasa inggris di bidang teknik
+CPMK-7: Mahasiswa dapat memahami bahasa inggris di bidang teknik dengan reading comprehension</w:t>
             </w:r>
           </w:p>
         </w:tc>
@@ -2029,7 +2029,7 @@
                 <w:spacing w:val="-2"/>
                 <w:sz w:val="18"/>
               </w:rPr>
-              <w:t>-</w:t>
+              <w:t>Topik 1: Part of Speech dan Word Order - Memahami berbagai jenis kata dalam bahasa Inggris seperti noun, verb, adjective, dan adverb serta aturan penyusunan kalimat yang benar., Topik 2: Pronoun - Mempelajari berbagai jenis pronoun (personal, possessive, reflexive) dan penggunaannya dalam kalimat., Topik 3: Tenses - Simple Present dan Present Continuous - Menjelaskan dan menerapkan penggunaan Simple Present dan Present Continuous dalam kalimat sehari-hari., Topik 4: Simple Past dan Present Perfect - Memahami perbedaan antara Simple Past dan Present Perfect serta cara menggunakannya dalam konteks yang tepat., Topik 5: Adjective Clause - Mempelajari struktur dan fungsi adjective clause dalam kalimat serta bagaimana menggunakannya untuk memberikan informasi tambahan., Topik 6: Vocabulary Teknik - Membangun kosakata bahasa Inggris yang berkaitan dengan bidang teknik dan penggunaannya dalam konteks profesional., Topik 7: Reading Comprehension di Bidang Teknik - Membaca dan menganalisis teks-teks teknis dalam bahasa Inggris untuk meningkatkan pemahaman dan keterampilan membaca.</w:t>
             </w:r>
           </w:p>
         </w:tc>
@@ -2150,7 +2150,7 @@
                 <w:spacing w:val="-2"/>
                 <w:sz w:val="20"/>
               </w:rPr>
-              <w:t>-</w:t>
+              <w:t>syahrul</w:t>
             </w:r>
           </w:p>
         </w:tc>
@@ -2576,7 +2576,7 @@
                 <w:b/>
                 <w:sz w:val="20"/>
               </w:rPr>
-              <w:t>-</w:t>
+              <w:t>1</w:t>
             </w:r>
           </w:p>
         </w:tc>
@@ -2599,7 +2599,7 @@
               <w:rPr>
                 <w:sz w:val="16"/>
               </w:rPr>
-              <w:t>CPMK-1, CPMK-2, CPMK-3, CPMK-4, CPMK-5, CPMK-6, CPMK-7</w:t>
+              <w:t>Sub-CPMK-1</w:t>
             </w:r>
           </w:p>
         </w:tc>
@@ -2622,7 +2622,7 @@
               <w:rPr>
                 <w:sz w:val="16"/>
               </w:rPr>
-              <w:t>-</w:t>
+              <w:t>Mahasiswa mampu mahasiswa dapat mengidentifikasi dan menjelaskan fungsi dari setiap part of speech dalam kalimat bahasa inggris.</w:t>
             </w:r>
           </w:p>
         </w:tc>
@@ -2645,7 +2645,7 @@
               <w:rPr>
                 <w:sz w:val="16"/>
               </w:rPr>
-              <w:t>-</w:t>
+              <w:t>Pengenalan Part of Speech: Noun, Verb, Adjective, Adverb</w:t>
             </w:r>
           </w:p>
         </w:tc>
@@ -2668,7 +2668,7 @@
               <w:rPr>
                 <w:sz w:val="16"/>
               </w:rPr>
-              <w:t>-</w:t>
+              <w:t>Ceramah, Diskusi</w:t>
             </w:r>
           </w:p>
         </w:tc>
@@ -2691,7 +2691,7 @@
               <w:rPr>
                 <w:sz w:val="16"/>
               </w:rPr>
-              <w:t>-</w:t>
+              <w:t>150</w:t>
             </w:r>
           </w:p>
         </w:tc>
@@ -2737,7 +2737,7 @@
               <w:rPr>
                 <w:sz w:val="20"/>
               </w:rPr>
-              <w:t>-</w:t>
+              <w:t>7</w:t>
             </w:r>
           </w:p>
         </w:tc>
@@ -3065,7 +3065,7 @@
                 <w:b/>
                 <w:sz w:val="20"/>
               </w:rPr>
-              <w:t>-</w:t>
+              <w:t>1</w:t>
             </w:r>
           </w:p>
         </w:tc>
@@ -3088,7 +3088,7 @@
               <w:rPr>
                 <w:sz w:val="16"/>
               </w:rPr>
-              <w:t>CPMK-1, CPMK-2, CPMK-3, CPMK-4, CPMK-5, CPMK-6, CPMK-7</w:t>
+              <w:t>Sub-CPMK-1</w:t>
             </w:r>
           </w:p>
         </w:tc>
@@ -3111,7 +3111,7 @@
               <w:rPr>
                 <w:sz w:val="16"/>
               </w:rPr>
-              <w:t>-</w:t>
+              <w:t>Mahasiswa mampu mahasiswa dapat mengidentifikasi dan menjelaskan fungsi dari setiap part of speech dalam kalimat bahasa inggris.</w:t>
             </w:r>
           </w:p>
         </w:tc>
@@ -3134,7 +3134,7 @@
               <w:rPr>
                 <w:sz w:val="16"/>
               </w:rPr>
-              <w:t>-</w:t>
+              <w:t>Pengenalan Part of Speech: Noun, Verb, Adjective, Adverb</w:t>
             </w:r>
           </w:p>
         </w:tc>
@@ -3157,7 +3157,7 @@
               <w:rPr>
                 <w:sz w:val="16"/>
               </w:rPr>
-              <w:t>-</w:t>
+              <w:t>Ceramah, Diskusi</w:t>
             </w:r>
           </w:p>
         </w:tc>
@@ -3180,7 +3180,7 @@
               <w:rPr>
                 <w:sz w:val="16"/>
               </w:rPr>
-              <w:t>-</w:t>
+              <w:t>150</w:t>
             </w:r>
           </w:p>
         </w:tc>
@@ -3226,7 +3226,7 @@
               <w:rPr>
                 <w:sz w:val="20"/>
               </w:rPr>
-              <w:t>-</w:t>
+              <w:t>7</w:t>
             </w:r>
           </w:p>
         </w:tc>
@@ -4039,7 +4039,7 @@
                 <w:spacing w:val="-2"/>
                 <w:sz w:val="20"/>
               </w:rPr>
-              <w:t>CPMK-1, CPMK-2, CPMK-3, CPMK-4, CPMK-5, CPMK-6, CPMK-7</w:t>
+              <w:t>Sub-CPMK-1</w:t>
             </w:r>
           </w:p>
         </w:tc>
@@ -4103,7 +4103,7 @@
                 <w:spacing w:val="-2"/>
                 <w:sz w:val="20"/>
               </w:rPr>
-              <w:t>-</w:t>
+              <w:t>Mahasiswa mampu mahasiswa dapat mengidentifikasi dan menjelaskan fungsi dari setiap part of speech dalam kalimat bahasa inggris.</w:t>
             </w:r>
           </w:p>
         </w:tc>
@@ -4228,7 +4228,7 @@
                 <w:spacing w:val="-2"/>
                 <w:sz w:val="20"/>
               </w:rPr>
-              <w:t>-</w:t>
+              <w:t>Tugas 1: Mahasiswa dapat mengidentifikasi dan menjelaskan fungsi dari...</w:t>
             </w:r>
           </w:p>
         </w:tc>
@@ -4305,7 +4305,7 @@
                 <w:spacing w:val="-2"/>
                 <w:sz w:val="20"/>
               </w:rPr>
-              <w:t>-</w:t>
+              <w:t>Minggu ke-1</w:t>
             </w:r>
           </w:p>
         </w:tc>
@@ -4390,7 +4390,10 @@
                 <w:spacing w:val="-2"/>
                 <w:sz w:val="20"/>
               </w:rPr>
-              <w:t>-</w:t>
+              <w:t>1. Pelajari materi terkait Sub-CPMK-1
+2. Kerjakan tugas sesuai dengan capaian pembelajaran: "Mahasiswa dapat mengidentifikasi dan menjelaskan fungsi dari setiap part of speech dalam kalimat bahasa Inggris."
+3. Dokumentasikan hasil pekerjaan dengan rapi
+4. Submit tepat waktu sebelum deadline</w:t>
             </w:r>
           </w:p>
         </w:tc>
@@ -4467,7 +4470,7 @@
                 <w:spacing w:val="-2"/>
                 <w:sz w:val="20"/>
               </w:rPr>
-              <w:t>-</w:t>
+              <w:t>Laporan/dokumen tertulis yang menunjukkan pemahaman terhadap Sub-CPMK-1</w:t>
             </w:r>
           </w:p>
         </w:tc>
@@ -4561,7 +4564,10 @@
                 <w:spacing w:val="-2"/>
                 <w:sz w:val="20"/>
               </w:rPr>
-              <w:t>-</w:t>
+              <w:t>- Kesesuaian dengan Sub-CPMK-1 (40%)
+- Kelengkapan dan kedalaman isi (30%)
+- Kerapihan dan sistematika penulisan (20%)
+- Ketepatan waktu pengumpulan (10%)</w:t>
             </w:r>
           </w:p>
         </w:tc>
@@ -4639,7 +4645,7 @@
                 <w:spacing w:val="-2"/>
                 <w:sz w:val="20"/>
               </w:rPr>
-              <w:t>-</w:t>
+              <w:t>Penilaian hasil kerja/laporan</w:t>
             </w:r>
           </w:p>
         </w:tc>
@@ -4716,7 +4722,7 @@
                 <w:spacing w:val="-2"/>
                 <w:sz w:val="20"/>
               </w:rPr>
-              <w:t>-</w:t>
+              <w:t>18</w:t>
             </w:r>
           </w:p>
         </w:tc>
@@ -5148,7 +5154,7 @@
                 <w:b/>
                 <w:sz w:val="20"/>
               </w:rPr>
-              <w:t>-</w:t>
+              <w:t>1</w:t>
             </w:r>
           </w:p>
         </w:tc>
@@ -5217,7 +5223,7 @@
               <w:rPr>
                 <w:sz w:val="16"/>
               </w:rPr>
-              <w:t>CPMK-1, CPMK-2, CPMK-3, CPMK-4, CPMK-5, CPMK-6, CPMK-7</w:t>
+              <w:t>Sub-CPMK-1</w:t>
             </w:r>
           </w:p>
         </w:tc>
@@ -5240,7 +5246,7 @@
               <w:rPr>
                 <w:sz w:val="16"/>
               </w:rPr>
-              <w:t>-</w:t>
+              <w:t>Pengenalan Part of Speech: Noun, Verb, Adjective, Adverb</w:t>
             </w:r>
           </w:p>
         </w:tc>
@@ -5263,7 +5269,7 @@
               <w:rPr>
                 <w:sz w:val="16"/>
               </w:rPr>
-              <w:t>-</w:t>
+              <w:t>Quiz</w:t>
             </w:r>
           </w:p>
         </w:tc>
@@ -5286,7 +5292,7 @@
               <w:rPr>
                 <w:sz w:val="20"/>
               </w:rPr>
-              <w:t>-</w:t>
+              <w:t>7</w:t>
             </w:r>
           </w:p>
         </w:tc>
